--- a/docx/guides/modules/19_seguimiento_y_promocion_academica/historias_usuario.docx
+++ b/docx/guides/modules/19_seguimiento_y_promocion_academica/historias_usuario.docx
@@ -2,117 +2,37 @@
 <file path=word/document.xml><?xml version="1.0" encoding="utf-8"?>
 <w:document xmlns:w="http://schemas.openxmlformats.org/wordprocessingml/2006/main" xmlns:m="http://schemas.openxmlformats.org/officeDocument/2006/math" xmlns:r="http://schemas.openxmlformats.org/officeDocument/2006/relationships" xmlns:o="urn:schemas-microsoft-com:office:office" xmlns:v="urn:schemas-microsoft-com:vml" xmlns:w10="urn:schemas-microsoft-com:office:word" xmlns:a="http://schemas.openxmlformats.org/drawingml/2006/main" xmlns:pic="http://schemas.openxmlformats.org/drawingml/2006/picture" xmlns:wp="http://schemas.openxmlformats.org/drawingml/2006/wordprocessingDrawing">
   <w:body>
-    <w:bookmarkStart w:id="21" w:name="Xa26d0d236908f14334765d73c0f2b0ca0d1ff35"/>
+    <w:bookmarkStart w:id="16" w:name="X2ddd2ebadadce489c583e507e1e904a94a80176"/>
     <w:p>
       <w:pPr>
         <w:pStyle w:val="Heading1"/>
       </w:pPr>
       <w:r>
-        <w:t xml:space="preserve">📖 Historias de Usuario — Módulo 19: Seguimiento Académico, Promoción y Reprobación</w:t>
-      </w:r>
-    </w:p>
-    <w:bookmarkStart w:id="10" w:name="Xb7036a08a7ea780c7149261775f0ab12978a5cb"/>
-    <w:p>
-      <w:pPr>
-        <w:pStyle w:val="Heading2"/>
-      </w:pPr>
-      <w:r>
-        <w:t xml:space="preserve">HU-19.1: Seguimiento Académico por Período Acumulativo</w:t>
+        <w:t xml:space="preserve">Historias de Usuario — Seguimiento Académico, Promoción y Reprobación Anual</w:t>
       </w:r>
     </w:p>
     <w:p>
       <w:pPr>
         <w:pStyle w:val="FirstParagraph"/>
       </w:pPr>
+      <w:r>
+        <w:t xml:space="preserve">Este documento detalla las Historias de Usuario del módulo de</w:t>
+      </w:r>
+      <w:r>
+        <w:t xml:space="preserve"> </w:t>
+      </w:r>
       <w:r>
         <w:rPr>
           <w:b/>
           <w:bCs/>
         </w:rPr>
-        <w:t xml:space="preserve">Como</w:t>
-      </w:r>
-      <w:r>
-        <w:t xml:space="preserve"> </w:t>
-      </w:r>
-      <w:r>
-        <w:t xml:space="preserve">Directivo Institucional,</w:t>
-      </w:r>
-      <w:r>
-        <w:br/>
-      </w:r>
-      <w:r>
-        <w:rPr>
-          <w:b/>
-          <w:bCs/>
-        </w:rPr>
-        <w:t xml:space="preserve">Quiero</w:t>
-      </w:r>
-      <w:r>
-        <w:t xml:space="preserve"> </w:t>
-      </w:r>
-      <w:r>
-        <w:t xml:space="preserve">consultar los resultados académicos de los estudiantes período a período de forma individual o acumulativa hasta el período actual,</w:t>
-      </w:r>
-      <w:r>
-        <w:br/>
-      </w:r>
-      <w:r>
-        <w:rPr>
-          <w:b/>
-          <w:bCs/>
-        </w:rPr>
-        <w:t xml:space="preserve">Para</w:t>
-      </w:r>
-      <w:r>
-        <w:t xml:space="preserve"> </w:t>
-      </w:r>
-      <w:r>
-        <w:t xml:space="preserve">identificar oportunamente a los estudiantes que presenten dificultades académicas y materias reprobadas antes del cierre de año.</w:t>
-      </w:r>
-    </w:p>
-    <w:bookmarkStart w:id="9" w:name="criterios-de-aceptación"/>
-    <w:p>
-      <w:pPr>
-        <w:pStyle w:val="Heading3"/>
-      </w:pPr>
-      <w:r>
-        <w:t xml:space="preserve">Criterios de Aceptación:</w:t>
-      </w:r>
-    </w:p>
-    <w:p>
-      <w:pPr>
-        <w:pStyle w:val="Compact"/>
-        <w:numPr>
-          <w:ilvl w:val="0"/>
-          <w:numId w:val="1001"/>
-        </w:numPr>
-      </w:pPr>
-      <w:r>
-        <w:t xml:space="preserve">El directivo puede seleccionar el año lectivo, grado, grupo y la modalidad de consulta (Período único vs Acumulado P1..PN).</w:t>
-      </w:r>
-    </w:p>
-    <w:p>
-      <w:pPr>
-        <w:pStyle w:val="Compact"/>
-        <w:numPr>
-          <w:ilvl w:val="0"/>
-          <w:numId w:val="1001"/>
-        </w:numPr>
-      </w:pPr>
-      <w:r>
-        <w:t xml:space="preserve">El sistema muestra el total de estudiantes evaluados, cantidad de aprobados y reprobados.</w:t>
-      </w:r>
-    </w:p>
-    <w:p>
-      <w:pPr>
-        <w:pStyle w:val="Compact"/>
-        <w:numPr>
-          <w:ilvl w:val="0"/>
-          <w:numId w:val="1001"/>
-        </w:numPr>
-      </w:pPr>
-      <w:r>
-        <w:t xml:space="preserve">En la tabla de estudiantes, se resaltan los estudiantes reprobados y se permite expandir el desglose de asignaturas con sus calificaciones y docente responsable.</w:t>
+        <w:t xml:space="preserve">Seguimiento Académico y Promoción Anual</w:t>
+      </w:r>
+      <w:r>
+        <w:t xml:space="preserve"> </w:t>
+      </w:r>
+      <w:r>
+        <w:t xml:space="preserve">de AcademiaNeiva.</w:t>
       </w:r>
     </w:p>
     <w:p>
@@ -122,73 +42,103 @@
         </w:pict>
       </w:r>
     </w:p>
-    <w:bookmarkEnd w:id="9"/>
-    <w:bookmarkEnd w:id="10"/>
-    <w:bookmarkStart w:id="12" w:name="Xe7297ebceca6b8df12aca0fe43580463036043f"/>
+    <w:bookmarkStart w:id="10" w:name="X50ec492dec5a6d2baa4735f73db63436e489ece"/>
     <w:p>
       <w:pPr>
         <w:pStyle w:val="Heading2"/>
       </w:pPr>
       <w:r>
-        <w:t xml:space="preserve">HU-19.2: Consolidación del Resultado Académico Anual</w:t>
-      </w:r>
-    </w:p>
-    <w:p>
-      <w:pPr>
-        <w:pStyle w:val="FirstParagraph"/>
+        <w:t xml:space="preserve">1. Consolidación Anual y Matriz de Promoción</w:t>
+      </w:r>
+    </w:p>
+    <w:bookmarkStart w:id="9" w:name="X4133ae5aff6557568af5e6e5fdb265d73366150"/>
+    <w:p>
+      <w:pPr>
+        <w:pStyle w:val="Heading3"/>
+      </w:pPr>
+      <w:r>
+        <w:t xml:space="preserve">HU-PRO-001: Consolidación Anual y Clasificación de Promoción</w:t>
+      </w:r>
+    </w:p>
+    <w:p>
+      <w:pPr>
+        <w:pStyle w:val="Compact"/>
+        <w:numPr>
+          <w:ilvl w:val="0"/>
+          <w:numId w:val="1001"/>
+        </w:numPr>
       </w:pPr>
       <w:r>
         <w:rPr>
           <w:b/>
           <w:bCs/>
         </w:rPr>
-        <w:t xml:space="preserve">Como</w:t>
-      </w:r>
-      <w:r>
-        <w:t xml:space="preserve"> </w:t>
-      </w:r>
-      <w:r>
-        <w:t xml:space="preserve">Directivo Institucional,</w:t>
-      </w:r>
-      <w:r>
-        <w:br/>
-      </w:r>
+        <w:t xml:space="preserve">Como:</w:t>
+      </w:r>
+      <w:r>
+        <w:t xml:space="preserve"> </w:t>
+      </w:r>
+      <w:r>
+        <w:t xml:space="preserve">Directivo Escolar (Coordinador Académico / Rector).</w:t>
+      </w:r>
+    </w:p>
+    <w:p>
+      <w:pPr>
+        <w:pStyle w:val="Compact"/>
+        <w:numPr>
+          <w:ilvl w:val="0"/>
+          <w:numId w:val="1001"/>
+        </w:numPr>
+      </w:pPr>
       <w:r>
         <w:rPr>
           <w:b/>
           <w:bCs/>
         </w:rPr>
-        <w:t xml:space="preserve">Quiero</w:t>
-      </w:r>
-      <w:r>
-        <w:t xml:space="preserve"> </w:t>
-      </w:r>
-      <w:r>
-        <w:t xml:space="preserve">visualizar un consolidado general del rendimiento académico anual de todos los estudiantes,</w:t>
-      </w:r>
-      <w:r>
-        <w:br/>
-      </w:r>
+        <w:t xml:space="preserve">Quiero:</w:t>
+      </w:r>
+      <w:r>
+        <w:t xml:space="preserve"> </w:t>
+      </w:r>
+      <w:r>
+        <w:t xml:space="preserve">Visualizar la consolidación anual de calificaciones de todos los estudiantes de mi institución.</w:t>
+      </w:r>
+    </w:p>
+    <w:p>
+      <w:pPr>
+        <w:pStyle w:val="Compact"/>
+        <w:numPr>
+          <w:ilvl w:val="0"/>
+          <w:numId w:val="1001"/>
+        </w:numPr>
+      </w:pPr>
       <w:r>
         <w:rPr>
           <w:b/>
           <w:bCs/>
         </w:rPr>
-        <w:t xml:space="preserve">Para</w:t>
-      </w:r>
-      <w:r>
-        <w:t xml:space="preserve"> </w:t>
-      </w:r>
-      <w:r>
-        <w:t xml:space="preserve">clasificar automáticamente a los estudiantes en Promovidos, No Promovidos o Pendientes según las reglas de la institución.</w:t>
-      </w:r>
-    </w:p>
-    <w:bookmarkStart w:id="11" w:name="criterios-de-aceptación-1"/>
-    <w:p>
-      <w:pPr>
-        <w:pStyle w:val="Heading3"/>
-      </w:pPr>
-      <w:r>
+        <w:t xml:space="preserve">Para:</w:t>
+      </w:r>
+      <w:r>
+        <w:t xml:space="preserve"> </w:t>
+      </w:r>
+      <w:r>
+        <w:t xml:space="preserve">Identificar a los estudiantes promovidos, no promovidos y pendientes de recuperación según los criterios del MEN y del PEI institucional.</w:t>
+      </w:r>
+    </w:p>
+    <w:p>
+      <w:pPr>
+        <w:pStyle w:val="Compact"/>
+        <w:numPr>
+          <w:ilvl w:val="0"/>
+          <w:numId w:val="1001"/>
+        </w:numPr>
+      </w:pPr>
+      <w:r>
+        <w:rPr>
+          <w:b/>
+          <w:bCs/>
+        </w:rPr>
         <w:t xml:space="preserve">Criterios de Aceptación:</w:t>
       </w:r>
     </w:p>
@@ -196,24 +146,24 @@
       <w:pPr>
         <w:pStyle w:val="Compact"/>
         <w:numPr>
-          <w:ilvl w:val="0"/>
+          <w:ilvl w:val="1"/>
           <w:numId w:val="1002"/>
         </w:numPr>
       </w:pPr>
       <w:r>
-        <w:t xml:space="preserve">El sistema calcula los promedios anuales ponderados por asignatura.</w:t>
-      </w:r>
-    </w:p>
-    <w:p>
-      <w:pPr>
-        <w:pStyle w:val="Compact"/>
-        <w:numPr>
-          <w:ilvl w:val="0"/>
+        <w:t xml:space="preserve">La vista consolida los promedios de todas las materias a lo largo de los periodos del año lectivo.</w:t>
+      </w:r>
+    </w:p>
+    <w:p>
+      <w:pPr>
+        <w:pStyle w:val="Compact"/>
+        <w:numPr>
+          <w:ilvl w:val="1"/>
           <w:numId w:val="1002"/>
         </w:numPr>
       </w:pPr>
       <w:r>
-        <w:t xml:space="preserve">Clasifica automáticamente como</w:t>
+        <w:t xml:space="preserve">Clasifica automáticamente a cada estudiante en:</w:t>
       </w:r>
       <w:r>
         <w:t xml:space="preserve"> </w:t>
@@ -222,25 +172,72 @@
         <w:rPr>
           <w:rStyle w:val="VerbatimChar"/>
         </w:rPr>
+        <w:t xml:space="preserve">APROBADO</w:t>
+      </w:r>
+      <w:r>
+        <w:t xml:space="preserve"> </w:t>
+      </w:r>
+      <w:r>
+        <w:t xml:space="preserve">(0 materias reprobadas),</w:t>
+      </w:r>
+      <w:r>
+        <w:t xml:space="preserve"> </w:t>
+      </w:r>
+      <w:r>
+        <w:rPr>
+          <w:rStyle w:val="VerbatimChar"/>
+        </w:rPr>
+        <w:t xml:space="preserve">PENDIENTE_RECUPERACION</w:t>
+      </w:r>
+      <w:r>
+        <w:t xml:space="preserve"> </w:t>
+      </w:r>
+      <w:r>
+        <w:t xml:space="preserve">(1 a 2 materias) o</w:t>
+      </w:r>
+      <w:r>
+        <w:t xml:space="preserve"> </w:t>
+      </w:r>
+      <w:r>
+        <w:rPr>
+          <w:rStyle w:val="VerbatimChar"/>
+        </w:rPr>
         <w:t xml:space="preserve">NO_PROMOVIDO</w:t>
       </w:r>
       <w:r>
         <w:t xml:space="preserve"> </w:t>
       </w:r>
       <w:r>
-        <w:t xml:space="preserve">a estudiantes con 3 o más asignaturas reprobadas.</w:t>
-      </w:r>
-    </w:p>
-    <w:p>
-      <w:pPr>
-        <w:pStyle w:val="Compact"/>
-        <w:numPr>
-          <w:ilvl w:val="0"/>
+        <w:t xml:space="preserve">(</w:t>
+      </w:r>
+      <m:oMath>
+        <m:r>
+          <m:rPr>
+            <m:sty m:val="p"/>
+          </m:rPr>
+          <m:t>≥</m:t>
+        </m:r>
+        <m:r>
+          <m:t>3</m:t>
+        </m:r>
+      </m:oMath>
+      <w:r>
+        <w:t xml:space="preserve"> </w:t>
+      </w:r>
+      <w:r>
+        <w:t xml:space="preserve">materias).</w:t>
+      </w:r>
+    </w:p>
+    <w:p>
+      <w:pPr>
+        <w:pStyle w:val="Compact"/>
+        <w:numPr>
+          <w:ilvl w:val="1"/>
           <w:numId w:val="1002"/>
         </w:numPr>
       </w:pPr>
       <w:r>
-        <w:t xml:space="preserve">Presenta métricas cuantitativas y permite filtrar por grado y grupo.</w:t>
+        <w:t xml:space="preserve">Desglosa las asignaturas reprobadas indicando la nota definitiva obtenida y el docente responsable.</w:t>
       </w:r>
     </w:p>
     <w:p>
@@ -250,74 +247,90 @@
         </w:pict>
       </w:r>
     </w:p>
-    <w:bookmarkEnd w:id="11"/>
-    <w:bookmarkEnd w:id="12"/>
-    <w:bookmarkStart w:id="14" w:name="Xb910fcca0adc0658a2e219ab2b647801a18e151"/>
+    <w:bookmarkEnd w:id="9"/>
+    <w:bookmarkEnd w:id="10"/>
+    <w:bookmarkStart w:id="13" w:name="X94f64193109fe020c826a4fb89d9764e1240b00"/>
     <w:p>
       <w:pPr>
         <w:pStyle w:val="Heading2"/>
       </w:pPr>
       <w:r>
-        <w:t xml:space="preserve">HU-19.3: Advertencia Académica Informativa en Matrícula</w:t>
-      </w:r>
-    </w:p>
-    <w:p>
-      <w:pPr>
-        <w:pStyle w:val="FirstParagraph"/>
+        <w:t xml:space="preserve">2. Graduación y Registro de Decisiones Directivas</w:t>
+      </w:r>
+    </w:p>
+    <w:bookmarkStart w:id="11" w:name="X753c45d3d61e30a0d7d47950e21ff4b12625542"/>
+    <w:p>
+      <w:pPr>
+        <w:pStyle w:val="Heading3"/>
+      </w:pPr>
+      <w:r>
+        <w:t xml:space="preserve">HU-PRO-002: Promoción y Graduación Automática de Graduandos</w:t>
+      </w:r>
+    </w:p>
+    <w:p>
+      <w:pPr>
+        <w:pStyle w:val="Compact"/>
+        <w:numPr>
+          <w:ilvl w:val="0"/>
+          <w:numId w:val="1003"/>
+        </w:numPr>
       </w:pPr>
       <w:r>
         <w:rPr>
           <w:b/>
           <w:bCs/>
         </w:rPr>
-        <w:t xml:space="preserve">Como</w:t>
-      </w:r>
-      <w:r>
-        <w:t xml:space="preserve"> </w:t>
-      </w:r>
-      <w:r>
-        <w:t xml:space="preserve">Directivo o Encargado de Matrículas,</w:t>
-      </w:r>
-      <w:r>
-        <w:br/>
-      </w:r>
+        <w:t xml:space="preserve">Como:</w:t>
+      </w:r>
+      <w:r>
+        <w:t xml:space="preserve"> </w:t>
+      </w:r>
+      <w:r>
+        <w:t xml:space="preserve">Directivo Escolar.</w:t>
+      </w:r>
+    </w:p>
+    <w:p>
+      <w:pPr>
+        <w:pStyle w:val="Compact"/>
+        <w:numPr>
+          <w:ilvl w:val="0"/>
+          <w:numId w:val="1003"/>
+        </w:numPr>
+      </w:pPr>
       <w:r>
         <w:rPr>
           <w:b/>
           <w:bCs/>
         </w:rPr>
-        <w:t xml:space="preserve">Quiero</w:t>
-      </w:r>
-      <w:r>
-        <w:t xml:space="preserve"> </w:t>
-      </w:r>
-      <w:r>
-        <w:t xml:space="preserve">ver una advertencia clara cuando intente registrar o matricular a un estudiante que repruebe el año anterior,</w:t>
-      </w:r>
-      <w:r>
-        <w:br/>
-      </w:r>
+        <w:t xml:space="preserve">Quiero:</w:t>
+      </w:r>
+      <w:r>
+        <w:t xml:space="preserve"> </w:t>
+      </w:r>
+      <w:r>
+        <w:t xml:space="preserve">Promover a un estudiante del último grado escolar de mi colegio.</w:t>
+      </w:r>
+    </w:p>
+    <w:p>
+      <w:pPr>
+        <w:pStyle w:val="Compact"/>
+        <w:numPr>
+          <w:ilvl w:val="0"/>
+          <w:numId w:val="1003"/>
+        </w:numPr>
+      </w:pPr>
       <w:r>
         <w:rPr>
           <w:b/>
           <w:bCs/>
         </w:rPr>
-        <w:t xml:space="preserve">Para</w:t>
-      </w:r>
-      <w:r>
-        <w:t xml:space="preserve"> </w:t>
-      </w:r>
-      <w:r>
-        <w:t xml:space="preserve">tomar una decisión de promoción fundamentada con toda la información necesaria.</w:t>
-      </w:r>
-    </w:p>
-    <w:bookmarkStart w:id="13" w:name="criterios-de-aceptación-2"/>
-    <w:p>
-      <w:pPr>
-        <w:pStyle w:val="Heading3"/>
-      </w:pPr>
-      <w:r>
-        <w:t xml:space="preserve">Criterios de Aceptación:</w:t>
+        <w:t xml:space="preserve">Para:</w:t>
+      </w:r>
+      <w:r>
+        <w:t xml:space="preserve"> </w:t>
+      </w:r>
+      <w:r>
+        <w:t xml:space="preserve">Formalizar su graduación y registrarlo en el libro oficial de graduados.</w:t>
       </w:r>
     </w:p>
     <w:p>
@@ -329,75 +342,108 @@
         </w:numPr>
       </w:pPr>
       <w:r>
-        <w:t xml:space="preserve">Durante la matrícula (ej. en</w:t>
-      </w:r>
-      <w:r>
-        <w:t xml:space="preserve"> </w:t>
-      </w:r>
-      <w:r>
-        <w:rPr>
-          <w:rStyle w:val="VerbatimChar"/>
-        </w:rPr>
-        <w:t xml:space="preserve">FinalRegistration.vue</w:t>
-      </w:r>
-      <w:r>
-        <w:t xml:space="preserve">), el sistema consulta si la persona existe y si reprueba el año lectivo anterior.</w:t>
-      </w:r>
-    </w:p>
-    <w:p>
-      <w:pPr>
-        <w:pStyle w:val="Compact"/>
-        <w:numPr>
-          <w:ilvl w:val="0"/>
-          <w:numId w:val="1003"/>
-        </w:numPr>
-      </w:pPr>
-      <w:r>
-        <w:t xml:space="preserve">Si reprobó, muestra el banner de</w:t>
-      </w:r>
-      <w:r>
-        <w:t xml:space="preserve"> </w:t>
-      </w:r>
-      <w:r>
         <w:rPr>
           <w:b/>
           <w:bCs/>
         </w:rPr>
-        <w:t xml:space="preserve">⚠️ Advertencia académica</w:t>
-      </w:r>
-      <w:r>
-        <w:t xml:space="preserve"> </w:t>
-      </w:r>
-      <w:r>
-        <w:t xml:space="preserve">con año, curso, resultado y materias reprobadas.</w:t>
-      </w:r>
-    </w:p>
-    <w:p>
-      <w:pPr>
-        <w:pStyle w:val="Compact"/>
-        <w:numPr>
-          <w:ilvl w:val="0"/>
-          <w:numId w:val="1003"/>
-        </w:numPr>
-      </w:pPr>
-      <w:r>
-        <w:t xml:space="preserve">La advertencia</w:t>
-      </w:r>
-      <w:r>
-        <w:t xml:space="preserve"> </w:t>
-      </w:r>
-      <w:r>
-        <w:rPr>
-          <w:b/>
-          <w:bCs/>
-        </w:rPr>
-        <w:t xml:space="preserve">no bloquea</w:t>
-      </w:r>
-      <w:r>
-        <w:t xml:space="preserve"> </w:t>
-      </w:r>
-      <w:r>
-        <w:t xml:space="preserve">el formulario de matrícula, respetando la autoridad del directivo.</w:t>
+        <w:t xml:space="preserve">Criterios de Aceptación:</w:t>
+      </w:r>
+    </w:p>
+    <w:p>
+      <w:pPr>
+        <w:pStyle w:val="Compact"/>
+        <w:numPr>
+          <w:ilvl w:val="1"/>
+          <w:numId w:val="1004"/>
+        </w:numPr>
+      </w:pPr>
+      <w:r>
+        <w:t xml:space="preserve">El sistema detecta dinámicamente si el estudiante pertenece al grado superior de la institución (</w:t>
+      </w:r>
+      <w:r>
+        <w:rPr>
+          <w:rStyle w:val="VerbatimChar"/>
+        </w:rPr>
+        <w:t xml:space="preserve">is_final_grade: true</w:t>
+      </w:r>
+      <w:r>
+        <w:t xml:space="preserve">).</w:t>
+      </w:r>
+    </w:p>
+    <w:p>
+      <w:pPr>
+        <w:pStyle w:val="Compact"/>
+        <w:numPr>
+          <w:ilvl w:val="1"/>
+          <w:numId w:val="1004"/>
+        </w:numPr>
+      </w:pPr>
+      <w:r>
+        <w:t xml:space="preserve">En el modal de decisión, el botón adopta la etiqueta dinámica</w:t>
+      </w:r>
+      <w:r>
+        <w:t xml:space="preserve"> </w:t>
+      </w:r>
+      <w:r>
+        <w:rPr>
+          <w:i/>
+          <w:iCs/>
+        </w:rPr>
+        <w:t xml:space="preserve">“Promover y Graduar Estudiante 🎓”</w:t>
+      </w:r>
+      <w:r>
+        <w:t xml:space="preserve">.</w:t>
+      </w:r>
+    </w:p>
+    <w:p>
+      <w:pPr>
+        <w:pStyle w:val="Compact"/>
+        <w:numPr>
+          <w:ilvl w:val="1"/>
+          <w:numId w:val="1004"/>
+        </w:numPr>
+      </w:pPr>
+      <w:r>
+        <w:t xml:space="preserve">Al confirmar la decisión</w:t>
+      </w:r>
+      <w:r>
+        <w:t xml:space="preserve"> </w:t>
+      </w:r>
+      <w:r>
+        <w:rPr>
+          <w:rStyle w:val="VerbatimChar"/>
+        </w:rPr>
+        <w:t xml:space="preserve">PROMOVER_SIGUIENTE_GRADO</w:t>
+      </w:r>
+      <w:r>
+        <w:t xml:space="preserve">, el sistema actualiza su estado a</w:t>
+      </w:r>
+      <w:r>
+        <w:t xml:space="preserve"> </w:t>
+      </w:r>
+      <w:r>
+        <w:rPr>
+          <w:rStyle w:val="VerbatimChar"/>
+        </w:rPr>
+        <w:t xml:space="preserve">GRADUADO</w:t>
+      </w:r>
+      <w:r>
+        <w:t xml:space="preserve"> </w:t>
+      </w:r>
+      <w:r>
+        <w:t xml:space="preserve">e inserta la entrada en la tabla</w:t>
+      </w:r>
+      <w:r>
+        <w:t xml:space="preserve"> </w:t>
+      </w:r>
+      <w:r>
+        <w:rPr>
+          <w:rStyle w:val="VerbatimChar"/>
+        </w:rPr>
+        <w:t xml:space="preserve">registro_graduados</w:t>
+      </w:r>
+      <w:r>
+        <w:t xml:space="preserve">.</w:t>
       </w:r>
     </w:p>
     <w:p>
@@ -407,73 +453,95 @@
         </w:pict>
       </w:r>
     </w:p>
-    <w:bookmarkEnd w:id="13"/>
-    <w:bookmarkEnd w:id="14"/>
-    <w:bookmarkStart w:id="16" w:name="X38e267de446cff3fb1bae62d1800b43db384643"/>
-    <w:p>
-      <w:pPr>
-        <w:pStyle w:val="Heading2"/>
-      </w:pPr>
-      <w:r>
-        <w:t xml:space="preserve">HU-19.4: Registro e Historial de Decisiones del Directivo</w:t>
-      </w:r>
-    </w:p>
-    <w:p>
-      <w:pPr>
-        <w:pStyle w:val="FirstParagraph"/>
+    <w:bookmarkEnd w:id="11"/>
+    <w:bookmarkStart w:id="12" w:name="Xa1938803c7e842050080fd0fd4d628798706ba7"/>
+    <w:p>
+      <w:pPr>
+        <w:pStyle w:val="Heading3"/>
+      </w:pPr>
+      <w:r>
+        <w:t xml:space="preserve">HU-PRO-003: Registro de Decisión Directiva con Condición de Periodo Final</w:t>
+      </w:r>
+    </w:p>
+    <w:p>
+      <w:pPr>
+        <w:pStyle w:val="Compact"/>
+        <w:numPr>
+          <w:ilvl w:val="0"/>
+          <w:numId w:val="1005"/>
+        </w:numPr>
       </w:pPr>
       <w:r>
         <w:rPr>
           <w:b/>
           <w:bCs/>
         </w:rPr>
-        <w:t xml:space="preserve">Como</w:t>
-      </w:r>
-      <w:r>
-        <w:t xml:space="preserve"> </w:t>
-      </w:r>
-      <w:r>
-        <w:t xml:space="preserve">Directivo Institucional,</w:t>
-      </w:r>
-      <w:r>
-        <w:br/>
-      </w:r>
+        <w:t xml:space="preserve">Como:</w:t>
+      </w:r>
+      <w:r>
+        <w:t xml:space="preserve"> </w:t>
+      </w:r>
+      <w:r>
+        <w:t xml:space="preserve">Directivo Escolar.</w:t>
+      </w:r>
+    </w:p>
+    <w:p>
+      <w:pPr>
+        <w:pStyle w:val="Compact"/>
+        <w:numPr>
+          <w:ilvl w:val="0"/>
+          <w:numId w:val="1005"/>
+        </w:numPr>
+      </w:pPr>
       <w:r>
         <w:rPr>
           <w:b/>
           <w:bCs/>
         </w:rPr>
-        <w:t xml:space="preserve">Quiero</w:t>
-      </w:r>
-      <w:r>
-        <w:t xml:space="preserve"> </w:t>
-      </w:r>
-      <w:r>
-        <w:t xml:space="preserve">registrar la decisión tomada respecto a la promoción de un estudiante (ej. Promover excepcionalmente, Mantener en el grado, Matrícula condicionada),</w:t>
-      </w:r>
-      <w:r>
-        <w:br/>
-      </w:r>
+        <w:t xml:space="preserve">Quiero:</w:t>
+      </w:r>
+      <w:r>
+        <w:t xml:space="preserve"> </w:t>
+      </w:r>
+      <w:r>
+        <w:t xml:space="preserve">Registrar la decisión oficial sobre la situación de un estudiante (Promover, Mantener Grado, Matrícula Condicionada).</w:t>
+      </w:r>
+    </w:p>
+    <w:p>
+      <w:pPr>
+        <w:pStyle w:val="Compact"/>
+        <w:numPr>
+          <w:ilvl w:val="0"/>
+          <w:numId w:val="1005"/>
+        </w:numPr>
+      </w:pPr>
       <w:r>
         <w:rPr>
           <w:b/>
           <w:bCs/>
         </w:rPr>
-        <w:t xml:space="preserve">Para</w:t>
-      </w:r>
-      <w:r>
-        <w:t xml:space="preserve"> </w:t>
-      </w:r>
-      <w:r>
-        <w:t xml:space="preserve">mantener trazabilidad histórica sobre las decisiones administrativas y académicas en la institución.</w:t>
-      </w:r>
-    </w:p>
-    <w:bookmarkStart w:id="15" w:name="criterios-de-aceptación-3"/>
-    <w:p>
-      <w:pPr>
-        <w:pStyle w:val="Heading3"/>
-      </w:pPr>
-      <w:r>
+        <w:t xml:space="preserve">Para:</w:t>
+      </w:r>
+      <w:r>
+        <w:t xml:space="preserve"> </w:t>
+      </w:r>
+      <w:r>
+        <w:t xml:space="preserve">Dejar constancia formal en el acta de comisiones de evaluación y promoción.</w:t>
+      </w:r>
+    </w:p>
+    <w:p>
+      <w:pPr>
+        <w:pStyle w:val="Compact"/>
+        <w:numPr>
+          <w:ilvl w:val="0"/>
+          <w:numId w:val="1005"/>
+        </w:numPr>
+      </w:pPr>
+      <w:r>
+        <w:rPr>
+          <w:b/>
+          <w:bCs/>
+        </w:rPr>
         <w:t xml:space="preserve">Criterios de Aceptación:</w:t>
       </w:r>
     </w:p>
@@ -481,21 +549,33 @@
       <w:pPr>
         <w:pStyle w:val="Compact"/>
         <w:numPr>
-          <w:ilvl w:val="0"/>
-          <w:numId w:val="1004"/>
-        </w:numPr>
-      </w:pPr>
-      <w:r>
-        <w:t xml:space="preserve">El directivo puede seleccionar la decisión (</w:t>
+          <w:ilvl w:val="1"/>
+          <w:numId w:val="1006"/>
+        </w:numPr>
+      </w:pPr>
+      <w:r>
+        <w:t xml:space="preserve">El formulario exige seleccionar la decisión tomada, el grado asignado y permite ingresar observaciones.</w:t>
+      </w:r>
+    </w:p>
+    <w:p>
+      <w:pPr>
+        <w:pStyle w:val="Compact"/>
+        <w:numPr>
+          <w:ilvl w:val="1"/>
+          <w:numId w:val="1006"/>
+        </w:numPr>
+      </w:pPr>
+      <w:r>
+        <w:t xml:space="preserve">Si el año lectivo no ha llegado a su periodo final (</w:t>
       </w:r>
       <w:r>
         <w:rPr>
           <w:rStyle w:val="VerbatimChar"/>
         </w:rPr>
-        <w:t xml:space="preserve">PROMOVER_SIGUIENTE_GRADO</w:t>
-      </w:r>
-      <w:r>
-        <w:t xml:space="preserve">,</w:t>
+        <w:t xml:space="preserve">closedPeriodsCount &lt; totalPeriodsCount - 1</w:t>
+      </w:r>
+      <w:r>
+        <w:t xml:space="preserve">), el sistema bloquea el guardado con error</w:t>
       </w:r>
       <w:r>
         <w:t xml:space="preserve"> </w:t>
@@ -504,10 +584,22 @@
         <w:rPr>
           <w:rStyle w:val="VerbatimChar"/>
         </w:rPr>
-        <w:t xml:space="preserve">MANTENER_GRADO</w:t>
-      </w:r>
-      <w:r>
-        <w:t xml:space="preserve">,</w:t>
+        <w:t xml:space="preserve">400 Bad Request</w:t>
+      </w:r>
+      <w:r>
+        <w:t xml:space="preserve">.</w:t>
+      </w:r>
+    </w:p>
+    <w:p>
+      <w:pPr>
+        <w:pStyle w:val="Compact"/>
+        <w:numPr>
+          <w:ilvl w:val="1"/>
+          <w:numId w:val="1006"/>
+        </w:numPr>
+      </w:pPr>
+      <w:r>
+        <w:t xml:space="preserve">La decisión queda almacenada en</w:t>
       </w:r>
       <w:r>
         <w:t xml:space="preserve"> </w:t>
@@ -516,49 +608,13 @@
         <w:rPr>
           <w:rStyle w:val="VerbatimChar"/>
         </w:rPr>
-        <w:t xml:space="preserve">MATRICULA_CONDICIONADA</w:t>
-      </w:r>
-      <w:r>
-        <w:t xml:space="preserve">,</w:t>
-      </w:r>
-      <w:r>
-        <w:t xml:space="preserve"> </w:t>
-      </w:r>
-      <w:r>
-        <w:rPr>
-          <w:rStyle w:val="VerbatimChar"/>
-        </w:rPr>
-        <w:t xml:space="preserve">OTRA_DECISION</w:t>
-      </w:r>
-      <w:r>
-        <w:t xml:space="preserve">) y agregar una observación explicativa.</w:t>
-      </w:r>
-    </w:p>
-    <w:p>
-      <w:pPr>
-        <w:pStyle w:val="Compact"/>
-        <w:numPr>
-          <w:ilvl w:val="0"/>
-          <w:numId w:val="1004"/>
-        </w:numPr>
-      </w:pPr>
-      <w:r>
-        <w:t xml:space="preserve">La decisión se guarda en la tabla</w:t>
-      </w:r>
-      <w:r>
-        <w:t xml:space="preserve"> </w:t>
-      </w:r>
-      <w:r>
-        <w:rPr>
-          <w:rStyle w:val="VerbatimChar"/>
-        </w:rPr>
         <w:t xml:space="preserve">decision_promocion_directivo</w:t>
       </w:r>
       <w:r>
         <w:t xml:space="preserve"> </w:t>
       </w:r>
       <w:r>
-        <w:t xml:space="preserve">y queda asociada al historial académico continuo del estudiante.</w:t>
+        <w:t xml:space="preserve">con la referencia al directivo autorizante.</w:t>
       </w:r>
     </w:p>
     <w:p>
@@ -568,357 +624,183 @@
         </w:pict>
       </w:r>
     </w:p>
+    <w:bookmarkEnd w:id="12"/>
+    <w:bookmarkEnd w:id="13"/>
+    <w:bookmarkStart w:id="15" w:name="apoyo-al-proceso-de-matrícula"/>
+    <w:p>
+      <w:pPr>
+        <w:pStyle w:val="Heading2"/>
+      </w:pPr>
+      <w:r>
+        <w:t xml:space="preserve">3. Apoyo al Proceso de Matrícula</w:t>
+      </w:r>
+    </w:p>
+    <w:bookmarkStart w:id="14" w:name="X18d94c4a519ee57704ff67b302f2e73203209c5"/>
+    <w:p>
+      <w:pPr>
+        <w:pStyle w:val="Heading3"/>
+      </w:pPr>
+      <w:r>
+        <w:t xml:space="preserve">HU-PRO-004: Verificación Informativa de Advertencia en Matrícula</w:t>
+      </w:r>
+    </w:p>
+    <w:p>
+      <w:pPr>
+        <w:pStyle w:val="Compact"/>
+        <w:numPr>
+          <w:ilvl w:val="0"/>
+          <w:numId w:val="1007"/>
+        </w:numPr>
+      </w:pPr>
+      <w:r>
+        <w:rPr>
+          <w:b/>
+          <w:bCs/>
+        </w:rPr>
+        <w:t xml:space="preserve">Como:</w:t>
+      </w:r>
+      <w:r>
+        <w:t xml:space="preserve"> </w:t>
+      </w:r>
+      <w:r>
+        <w:t xml:space="preserve">Directivo Escolar.</w:t>
+      </w:r>
+    </w:p>
+    <w:p>
+      <w:pPr>
+        <w:pStyle w:val="Compact"/>
+        <w:numPr>
+          <w:ilvl w:val="0"/>
+          <w:numId w:val="1007"/>
+        </w:numPr>
+      </w:pPr>
+      <w:r>
+        <w:rPr>
+          <w:b/>
+          <w:bCs/>
+        </w:rPr>
+        <w:t xml:space="preserve">Quiero:</w:t>
+      </w:r>
+      <w:r>
+        <w:t xml:space="preserve"> </w:t>
+      </w:r>
+      <w:r>
+        <w:t xml:space="preserve">Que el sistema me alerte si un aspirante a matrícula reprobó asignaturas en el año anterior.</w:t>
+      </w:r>
+    </w:p>
+    <w:p>
+      <w:pPr>
+        <w:pStyle w:val="Compact"/>
+        <w:numPr>
+          <w:ilvl w:val="0"/>
+          <w:numId w:val="1007"/>
+        </w:numPr>
+      </w:pPr>
+      <w:r>
+        <w:rPr>
+          <w:b/>
+          <w:bCs/>
+        </w:rPr>
+        <w:t xml:space="preserve">Para:</w:t>
+      </w:r>
+      <w:r>
+        <w:t xml:space="preserve"> </w:t>
+      </w:r>
+      <w:r>
+        <w:t xml:space="preserve">Tomar decisiones pedagógicas informadas (ej. asignar matrícula condicionada) sin que el sistema bloquee el trámite administrativo.</w:t>
+      </w:r>
+    </w:p>
+    <w:p>
+      <w:pPr>
+        <w:pStyle w:val="Compact"/>
+        <w:numPr>
+          <w:ilvl w:val="0"/>
+          <w:numId w:val="1007"/>
+        </w:numPr>
+      </w:pPr>
+      <w:r>
+        <w:rPr>
+          <w:b/>
+          <w:bCs/>
+        </w:rPr>
+        <w:t xml:space="preserve">Criterios de Aceptación:</w:t>
+      </w:r>
+    </w:p>
+    <w:p>
+      <w:pPr>
+        <w:pStyle w:val="Compact"/>
+        <w:numPr>
+          <w:ilvl w:val="1"/>
+          <w:numId w:val="1008"/>
+        </w:numPr>
+      </w:pPr>
+      <w:r>
+        <w:t xml:space="preserve">Al digitar el documento del estudiante en</w:t>
+      </w:r>
+      <w:r>
+        <w:t xml:space="preserve"> </w:t>
+      </w:r>
+      <w:r>
+        <w:rPr>
+          <w:rStyle w:val="VerbatimChar"/>
+        </w:rPr>
+        <w:t xml:space="preserve">FinalRegistration.vue</w:t>
+      </w:r>
+      <w:r>
+        <w:t xml:space="preserve">, el sistema consulta</w:t>
+      </w:r>
+      <w:r>
+        <w:t xml:space="preserve"> </w:t>
+      </w:r>
+      <w:r>
+        <w:rPr>
+          <w:rStyle w:val="VerbatimChar"/>
+        </w:rPr>
+        <w:t xml:space="preserve">/check-warning</w:t>
+      </w:r>
+      <w:r>
+        <w:t xml:space="preserve">.</w:t>
+      </w:r>
+    </w:p>
+    <w:p>
+      <w:pPr>
+        <w:pStyle w:val="Compact"/>
+        <w:numPr>
+          <w:ilvl w:val="1"/>
+          <w:numId w:val="1008"/>
+        </w:numPr>
+      </w:pPr>
+      <w:r>
+        <w:t xml:space="preserve">Si el estudiante tiene materias reprobadas o decisión de</w:t>
+      </w:r>
+      <w:r>
+        <w:t xml:space="preserve"> </w:t>
+      </w:r>
+      <w:r>
+        <w:rPr>
+          <w:rStyle w:val="VerbatimChar"/>
+        </w:rPr>
+        <w:t xml:space="preserve">MANTENER_GRADO</w:t>
+      </w:r>
+      <w:r>
+        <w:t xml:space="preserve">, despliega una tarjeta de advertencia informativa con el detalle de las asignaturas.</w:t>
+      </w:r>
+    </w:p>
+    <w:p>
+      <w:pPr>
+        <w:pStyle w:val="Compact"/>
+        <w:numPr>
+          <w:ilvl w:val="1"/>
+          <w:numId w:val="1008"/>
+        </w:numPr>
+      </w:pPr>
+      <w:r>
+        <w:t xml:space="preserve">El directivo puede continuar y formalizar la matrícula normalmente según su criterio institucional.</w:t>
+      </w:r>
+    </w:p>
+    <w:bookmarkEnd w:id="14"/>
     <w:bookmarkEnd w:id="15"/>
     <w:bookmarkEnd w:id="16"/>
-    <w:bookmarkStart w:id="18" w:name="X721d4355d153b1135c76b8694a5bcfc37e84be1"/>
-    <w:p>
-      <w:pPr>
-        <w:pStyle w:val="Heading2"/>
-      </w:pPr>
-      <w:r>
-        <w:t xml:space="preserve">HU-19.5: Resaltado Visual y Filtro para Estudiantes del Último Año (Graduandos)</w:t>
-      </w:r>
-    </w:p>
-    <w:p>
-      <w:pPr>
-        <w:pStyle w:val="FirstParagraph"/>
-      </w:pPr>
-      <w:r>
-        <w:rPr>
-          <w:b/>
-          <w:bCs/>
-        </w:rPr>
-        <w:t xml:space="preserve">Como</w:t>
-      </w:r>
-      <w:r>
-        <w:t xml:space="preserve"> </w:t>
-      </w:r>
-      <w:r>
-        <w:t xml:space="preserve">Directivo Institucional,</w:t>
-      </w:r>
-      <w:r>
-        <w:br/>
-      </w:r>
-      <w:r>
-        <w:rPr>
-          <w:b/>
-          <w:bCs/>
-        </w:rPr>
-        <w:t xml:space="preserve">Quiero</w:t>
-      </w:r>
-      <w:r>
-        <w:t xml:space="preserve"> </w:t>
-      </w:r>
-      <w:r>
-        <w:t xml:space="preserve">identificar rápidamente a los estudiantes que cursan el último grado de la institución mediante un resaltado distintivo y un botón de filtro exclusivo,</w:t>
-      </w:r>
-      <w:r>
-        <w:br/>
-      </w:r>
-      <w:r>
-        <w:rPr>
-          <w:b/>
-          <w:bCs/>
-        </w:rPr>
-        <w:t xml:space="preserve">Para</w:t>
-      </w:r>
-      <w:r>
-        <w:t xml:space="preserve"> </w:t>
-      </w:r>
-      <w:r>
-        <w:t xml:space="preserve">realizar un seguimiento prioritario y especializado a la cohorte de graduandos.</w:t>
-      </w:r>
-    </w:p>
-    <w:bookmarkStart w:id="17" w:name="criterios-de-aceptación-4"/>
-    <w:p>
-      <w:pPr>
-        <w:pStyle w:val="Heading3"/>
-      </w:pPr>
-      <w:r>
-        <w:t xml:space="preserve">Criterios de Aceptación:</w:t>
-      </w:r>
-    </w:p>
-    <w:p>
-      <w:pPr>
-        <w:pStyle w:val="Compact"/>
-        <w:numPr>
-          <w:ilvl w:val="0"/>
-          <w:numId w:val="1005"/>
-        </w:numPr>
-      </w:pPr>
-      <w:r>
-        <w:t xml:space="preserve">El sistema detecta dinámicamente el último grado de la institución sin dejarlo estático a Grado 11 (ONCE).</w:t>
-      </w:r>
-    </w:p>
-    <w:p>
-      <w:pPr>
-        <w:pStyle w:val="Compact"/>
-        <w:numPr>
-          <w:ilvl w:val="0"/>
-          <w:numId w:val="1005"/>
-        </w:numPr>
-      </w:pPr>
-      <w:r>
-        <w:t xml:space="preserve">En las tablas de seguimiento y consolidado anual, las filas de los graduandos muestran el distintivo</w:t>
-      </w:r>
-      <w:r>
-        <w:t xml:space="preserve"> </w:t>
-      </w:r>
-      <w:r>
-        <w:rPr>
-          <w:b/>
-          <w:bCs/>
-        </w:rPr>
-        <w:t xml:space="preserve">🎓 Último Año</w:t>
-      </w:r>
-      <w:r>
-        <w:t xml:space="preserve"> </w:t>
-      </w:r>
-      <w:r>
-        <w:t xml:space="preserve">y un borde destacado.</w:t>
-      </w:r>
-    </w:p>
-    <w:p>
-      <w:pPr>
-        <w:pStyle w:val="Compact"/>
-        <w:numPr>
-          <w:ilvl w:val="0"/>
-          <w:numId w:val="1005"/>
-        </w:numPr>
-      </w:pPr>
-      <w:r>
-        <w:t xml:space="preserve">Se dispone del botón de filtro toggle</w:t>
-      </w:r>
-      <w:r>
-        <w:t xml:space="preserve"> </w:t>
-      </w:r>
-      <w:r>
-        <w:rPr>
-          <w:b/>
-          <w:bCs/>
-        </w:rPr>
-        <w:t xml:space="preserve">“Solo Graduandos”</w:t>
-      </w:r>
-      <w:r>
-        <w:t xml:space="preserve"> </w:t>
-      </w:r>
-      <w:r>
-        <w:t xml:space="preserve">para aislar a los estudiantes en su año final.</w:t>
-      </w:r>
-    </w:p>
-    <w:p>
-      <w:r>
-        <w:pict>
-          <v:rect style="width:0;height:1.5pt" o:hralign="center" o:hrstd="t" o:hr="t"/>
-        </w:pict>
-      </w:r>
-    </w:p>
-    <w:bookmarkEnd w:id="17"/>
-    <w:bookmarkEnd w:id="18"/>
-    <w:bookmarkStart w:id="20" w:name="X2f872b7d9baa124778e3afff34e9f6e71423fd2"/>
-    <w:p>
-      <w:pPr>
-        <w:pStyle w:val="Heading2"/>
-      </w:pPr>
-      <w:r>
-        <w:t xml:space="preserve">HU-19.6: Graduación Automática al Promover Estudiantes del Último Grado</w:t>
-      </w:r>
-    </w:p>
-    <w:p>
-      <w:pPr>
-        <w:pStyle w:val="FirstParagraph"/>
-      </w:pPr>
-      <w:r>
-        <w:rPr>
-          <w:b/>
-          <w:bCs/>
-        </w:rPr>
-        <w:t xml:space="preserve">Como</w:t>
-      </w:r>
-      <w:r>
-        <w:t xml:space="preserve"> </w:t>
-      </w:r>
-      <w:r>
-        <w:t xml:space="preserve">Directivo Institucional,</w:t>
-      </w:r>
-      <w:r>
-        <w:br/>
-      </w:r>
-      <w:r>
-        <w:rPr>
-          <w:b/>
-          <w:bCs/>
-        </w:rPr>
-        <w:t xml:space="preserve">Quiero</w:t>
-      </w:r>
-      <w:r>
-        <w:t xml:space="preserve"> </w:t>
-      </w:r>
-      <w:r>
-        <w:t xml:space="preserve">que al aprobar la promoción de un estudiante perteneciente al último año escolar, el sistema procese automáticamente su graduación,</w:t>
-      </w:r>
-      <w:r>
-        <w:br/>
-      </w:r>
-      <w:r>
-        <w:rPr>
-          <w:b/>
-          <w:bCs/>
-        </w:rPr>
-        <w:t xml:space="preserve">Para</w:t>
-      </w:r>
-      <w:r>
-        <w:t xml:space="preserve"> </w:t>
-      </w:r>
-      <w:r>
-        <w:t xml:space="preserve">cambiar su estado a</w:t>
-      </w:r>
-      <w:r>
-        <w:t xml:space="preserve"> </w:t>
-      </w:r>
-      <w:r>
-        <w:rPr>
-          <w:rStyle w:val="VerbatimChar"/>
-        </w:rPr>
-        <w:t xml:space="preserve">GRADUADO</w:t>
-      </w:r>
-      <w:r>
-        <w:t xml:space="preserve"> </w:t>
-      </w:r>
-      <w:r>
-        <w:t xml:space="preserve">e inscribirlo en el libro de graduados sin requerir pasos manuales adicionales.</w:t>
-      </w:r>
-    </w:p>
-    <w:bookmarkStart w:id="19" w:name="criterios-de-aceptación-5"/>
-    <w:p>
-      <w:pPr>
-        <w:pStyle w:val="Heading3"/>
-      </w:pPr>
-      <w:r>
-        <w:t xml:space="preserve">Criterios de Aceptación:</w:t>
-      </w:r>
-    </w:p>
-    <w:p>
-      <w:pPr>
-        <w:pStyle w:val="Compact"/>
-        <w:numPr>
-          <w:ilvl w:val="0"/>
-          <w:numId w:val="1006"/>
-        </w:numPr>
-      </w:pPr>
-      <w:r>
-        <w:t xml:space="preserve">En el modal de decisión de promoción, la opción cambia dinámicamente a</w:t>
-      </w:r>
-      <w:r>
-        <w:t xml:space="preserve"> </w:t>
-      </w:r>
-      <w:r>
-        <w:rPr>
-          <w:b/>
-          <w:bCs/>
-        </w:rPr>
-        <w:t xml:space="preserve">“Promover y Graduar Estudiante 🎓”</w:t>
-      </w:r>
-      <w:r>
-        <w:t xml:space="preserve"> </w:t>
-      </w:r>
-      <w:r>
-        <w:t xml:space="preserve">para alumnos del último año.</w:t>
-      </w:r>
-    </w:p>
-    <w:p>
-      <w:pPr>
-        <w:pStyle w:val="Compact"/>
-        <w:numPr>
-          <w:ilvl w:val="0"/>
-          <w:numId w:val="1006"/>
-        </w:numPr>
-      </w:pPr>
-      <w:r>
-        <w:t xml:space="preserve">Al confirmar la decisión, el sistema actualiza</w:t>
-      </w:r>
-      <w:r>
-        <w:t xml:space="preserve"> </w:t>
-      </w:r>
-      <w:r>
-        <w:rPr>
-          <w:rStyle w:val="VerbatimChar"/>
-        </w:rPr>
-        <w:t xml:space="preserve">estudiante.estado = 'GRADUADO'</w:t>
-      </w:r>
-      <w:r>
-        <w:t xml:space="preserve">, registra la entrada en</w:t>
-      </w:r>
-      <w:r>
-        <w:t xml:space="preserve"> </w:t>
-      </w:r>
-      <w:r>
-        <w:rPr>
-          <w:rStyle w:val="VerbatimChar"/>
-        </w:rPr>
-        <w:t xml:space="preserve">registro_graduados</w:t>
-      </w:r>
-      <w:r>
-        <w:t xml:space="preserve"> </w:t>
-      </w:r>
-      <w:r>
-        <w:t xml:space="preserve">y guarda la trazabilidad en</w:t>
-      </w:r>
-      <w:r>
-        <w:t xml:space="preserve"> </w:t>
-      </w:r>
-      <w:r>
-        <w:rPr>
-          <w:rStyle w:val="VerbatimChar"/>
-        </w:rPr>
-        <w:t xml:space="preserve">decision_promocion_directivo</w:t>
-      </w:r>
-      <w:r>
-        <w:t xml:space="preserve"> </w:t>
-      </w:r>
-      <w:r>
-        <w:t xml:space="preserve">con</w:t>
-      </w:r>
-      <w:r>
-        <w:t xml:space="preserve"> </w:t>
-      </w:r>
-      <w:r>
-        <w:rPr>
-          <w:rStyle w:val="VerbatimChar"/>
-        </w:rPr>
-        <w:t xml:space="preserve">id_grado_asignado = null</w:t>
-      </w:r>
-      <w:r>
-        <w:t xml:space="preserve">.</w:t>
-      </w:r>
-    </w:p>
-    <w:p>
-      <w:pPr>
-        <w:pStyle w:val="Compact"/>
-        <w:numPr>
-          <w:ilvl w:val="0"/>
-          <w:numId w:val="1006"/>
-        </w:numPr>
-      </w:pPr>
-      <w:r>
-        <w:t xml:space="preserve">Si se modifica la decisión a no promovido, el estado del alumno se revierte automáticamente a</w:t>
-      </w:r>
-      <w:r>
-        <w:t xml:space="preserve"> </w:t>
-      </w:r>
-      <w:r>
-        <w:rPr>
-          <w:rStyle w:val="VerbatimChar"/>
-        </w:rPr>
-        <w:t xml:space="preserve">ACTIVO</w:t>
-      </w:r>
-      <w:r>
-        <w:t xml:space="preserve">.</w:t>
-      </w:r>
-    </w:p>
-    <w:bookmarkEnd w:id="19"/>
-    <w:bookmarkEnd w:id="20"/>
-    <w:bookmarkEnd w:id="21"/>
     <w:sectPr>
       <w:footnotePr>
         <w:numRestart w:val="eachSect"/>
@@ -1132,6 +1014,91 @@
       </w:rPr>
     </w:lvl>
   </w:abstractNum>
+  <w:abstractNum w:abstractNumId="99411">
+    <w:nsid w:val="00A99411"/>
+    <w:multiLevelType w:val="multilevel"/>
+    <w:lvl w:ilvl="0">
+      <w:start w:val="1"/>
+      <w:numFmt w:val="decimal"/>
+      <w:lvlText w:val="%1."/>
+      <w:lvlJc w:val="left"/>
+      <w:pPr>
+        <w:ind w:left="720" w:hanging="360"/>
+      </w:pPr>
+    </w:lvl>
+    <w:lvl w:ilvl="1">
+      <w:start w:val="1"/>
+      <w:numFmt w:val="decimal"/>
+      <w:lvlText w:val="%2."/>
+      <w:lvlJc w:val="left"/>
+      <w:pPr>
+        <w:ind w:left="1440" w:hanging="360"/>
+      </w:pPr>
+    </w:lvl>
+    <w:lvl w:ilvl="2">
+      <w:start w:val="1"/>
+      <w:numFmt w:val="decimal"/>
+      <w:lvlText w:val="%3."/>
+      <w:lvlJc w:val="left"/>
+      <w:pPr>
+        <w:ind w:left="2160" w:hanging="360"/>
+      </w:pPr>
+    </w:lvl>
+    <w:lvl w:ilvl="3">
+      <w:start w:val="1"/>
+      <w:numFmt w:val="decimal"/>
+      <w:lvlText w:val="%4."/>
+      <w:lvlJc w:val="left"/>
+      <w:pPr>
+        <w:ind w:left="2880" w:hanging="360"/>
+      </w:pPr>
+    </w:lvl>
+    <w:lvl w:ilvl="4">
+      <w:start w:val="1"/>
+      <w:numFmt w:val="decimal"/>
+      <w:lvlText w:val="%5."/>
+      <w:lvlJc w:val="left"/>
+      <w:pPr>
+        <w:ind w:left="3600" w:hanging="360"/>
+      </w:pPr>
+    </w:lvl>
+    <w:lvl w:ilvl="5">
+      <w:start w:val="1"/>
+      <w:numFmt w:val="decimal"/>
+      <w:lvlText w:val="%6."/>
+      <w:lvlJc w:val="left"/>
+      <w:pPr>
+        <w:ind w:left="4320" w:hanging="360"/>
+      </w:pPr>
+    </w:lvl>
+    <w:lvl w:ilvl="6">
+      <w:start w:val="1"/>
+      <w:numFmt w:val="decimal"/>
+      <w:lvlText w:val="%7."/>
+      <w:lvlJc w:val="left"/>
+      <w:pPr>
+        <w:ind w:left="5040" w:hanging="360"/>
+      </w:pPr>
+    </w:lvl>
+    <w:lvl w:ilvl="7">
+      <w:start w:val="1"/>
+      <w:numFmt w:val="decimal"/>
+      <w:lvlText w:val="%8."/>
+      <w:lvlJc w:val="left"/>
+      <w:pPr>
+        <w:ind w:left="5760" w:hanging="360"/>
+      </w:pPr>
+    </w:lvl>
+    <w:lvl w:ilvl="8">
+      <w:start w:val="1"/>
+      <w:numFmt w:val="decimal"/>
+      <w:lvlText w:val="%9."/>
+      <w:lvlJc w:val="left"/>
+      <w:pPr>
+        <w:ind w:left="6480" w:hanging="360"/>
+      </w:pPr>
+    </w:lvl>
+  </w:abstractNum>
   <w:num w:numId="1000">
     <w:abstractNumId w:val="990"/>
   </w:num>
@@ -1139,19 +1106,133 @@
     <w:abstractNumId w:val="991"/>
   </w:num>
   <w:num w:numId="1002">
-    <w:abstractNumId w:val="991"/>
+    <w:abstractNumId w:val="99411"/>
+    <w:lvlOverride w:ilvl="0">
+      <w:startOverride w:val="1"/>
+    </w:lvlOverride>
+    <w:lvlOverride w:ilvl="1">
+      <w:startOverride w:val="1"/>
+    </w:lvlOverride>
+    <w:lvlOverride w:ilvl="2">
+      <w:startOverride w:val="1"/>
+    </w:lvlOverride>
+    <w:lvlOverride w:ilvl="3">
+      <w:startOverride w:val="1"/>
+    </w:lvlOverride>
+    <w:lvlOverride w:ilvl="4">
+      <w:startOverride w:val="1"/>
+    </w:lvlOverride>
+    <w:lvlOverride w:ilvl="5">
+      <w:startOverride w:val="1"/>
+    </w:lvlOverride>
+    <w:lvlOverride w:ilvl="6">
+      <w:startOverride w:val="1"/>
+    </w:lvlOverride>
+    <w:lvlOverride w:ilvl="7">
+      <w:startOverride w:val="1"/>
+    </w:lvlOverride>
+    <w:lvlOverride w:ilvl="8">
+      <w:startOverride w:val="1"/>
+    </w:lvlOverride>
   </w:num>
   <w:num w:numId="1003">
     <w:abstractNumId w:val="991"/>
   </w:num>
   <w:num w:numId="1004">
-    <w:abstractNumId w:val="991"/>
+    <w:abstractNumId w:val="99411"/>
+    <w:lvlOverride w:ilvl="0">
+      <w:startOverride w:val="1"/>
+    </w:lvlOverride>
+    <w:lvlOverride w:ilvl="1">
+      <w:startOverride w:val="1"/>
+    </w:lvlOverride>
+    <w:lvlOverride w:ilvl="2">
+      <w:startOverride w:val="1"/>
+    </w:lvlOverride>
+    <w:lvlOverride w:ilvl="3">
+      <w:startOverride w:val="1"/>
+    </w:lvlOverride>
+    <w:lvlOverride w:ilvl="4">
+      <w:startOverride w:val="1"/>
+    </w:lvlOverride>
+    <w:lvlOverride w:ilvl="5">
+      <w:startOverride w:val="1"/>
+    </w:lvlOverride>
+    <w:lvlOverride w:ilvl="6">
+      <w:startOverride w:val="1"/>
+    </w:lvlOverride>
+    <w:lvlOverride w:ilvl="7">
+      <w:startOverride w:val="1"/>
+    </w:lvlOverride>
+    <w:lvlOverride w:ilvl="8">
+      <w:startOverride w:val="1"/>
+    </w:lvlOverride>
   </w:num>
   <w:num w:numId="1005">
     <w:abstractNumId w:val="991"/>
   </w:num>
   <w:num w:numId="1006">
+    <w:abstractNumId w:val="99411"/>
+    <w:lvlOverride w:ilvl="0">
+      <w:startOverride w:val="1"/>
+    </w:lvlOverride>
+    <w:lvlOverride w:ilvl="1">
+      <w:startOverride w:val="1"/>
+    </w:lvlOverride>
+    <w:lvlOverride w:ilvl="2">
+      <w:startOverride w:val="1"/>
+    </w:lvlOverride>
+    <w:lvlOverride w:ilvl="3">
+      <w:startOverride w:val="1"/>
+    </w:lvlOverride>
+    <w:lvlOverride w:ilvl="4">
+      <w:startOverride w:val="1"/>
+    </w:lvlOverride>
+    <w:lvlOverride w:ilvl="5">
+      <w:startOverride w:val="1"/>
+    </w:lvlOverride>
+    <w:lvlOverride w:ilvl="6">
+      <w:startOverride w:val="1"/>
+    </w:lvlOverride>
+    <w:lvlOverride w:ilvl="7">
+      <w:startOverride w:val="1"/>
+    </w:lvlOverride>
+    <w:lvlOverride w:ilvl="8">
+      <w:startOverride w:val="1"/>
+    </w:lvlOverride>
+  </w:num>
+  <w:num w:numId="1007">
     <w:abstractNumId w:val="991"/>
+  </w:num>
+  <w:num w:numId="1008">
+    <w:abstractNumId w:val="99411"/>
+    <w:lvlOverride w:ilvl="0">
+      <w:startOverride w:val="1"/>
+    </w:lvlOverride>
+    <w:lvlOverride w:ilvl="1">
+      <w:startOverride w:val="1"/>
+    </w:lvlOverride>
+    <w:lvlOverride w:ilvl="2">
+      <w:startOverride w:val="1"/>
+    </w:lvlOverride>
+    <w:lvlOverride w:ilvl="3">
+      <w:startOverride w:val="1"/>
+    </w:lvlOverride>
+    <w:lvlOverride w:ilvl="4">
+      <w:startOverride w:val="1"/>
+    </w:lvlOverride>
+    <w:lvlOverride w:ilvl="5">
+      <w:startOverride w:val="1"/>
+    </w:lvlOverride>
+    <w:lvlOverride w:ilvl="6">
+      <w:startOverride w:val="1"/>
+    </w:lvlOverride>
+    <w:lvlOverride w:ilvl="7">
+      <w:startOverride w:val="1"/>
+    </w:lvlOverride>
+    <w:lvlOverride w:ilvl="8">
+      <w:startOverride w:val="1"/>
+    </w:lvlOverride>
   </w:num>
 </w:numbering>
 </file>
